--- a/backend-exhibits/SharePoint to SharePoint Online Standard Plan - Standard Include.docx
+++ b/backend-exhibits/SharePoint to SharePoint Online Standard Plan - Standard Include.docx
@@ -51,7 +51,7 @@
             </w:pPr>
             <w:r>
               <w:rPr>
-                <w:rFonts w:ascii="Arial" w:eastAsia="Arial" w:hAnsi="Arial" w:cs="Arial"/>
+                <w:rFonts w:ascii="Arial" w:hAnsi="Arial" w:cs="Arial" w:eastAsia="Arial"/>
                 <w:b/>
                 <w:sz w:val="21"/>
                 <w:szCs w:val="21"/>
@@ -85,7 +85,7 @@
             </w:pPr>
             <w:r>
               <w:rPr>
-                <w:rFonts w:ascii="Arial" w:eastAsia="Arial" w:hAnsi="Arial" w:cs="Arial"/>
+                <w:rFonts w:ascii="Arial" w:hAnsi="Arial" w:cs="Arial" w:eastAsia="Arial"/>
                 <w:b/>
                 <w:sz w:val="21"/>
                 <w:szCs w:val="21"/>
@@ -114,7 +114,7 @@
             <w:proofErr w:type="spellStart"/>
             <w:r>
               <w:rPr>
-                <w:rFonts w:ascii="Arial" w:eastAsia="Arial" w:hAnsi="Arial" w:cs="Arial"/>
+                <w:rFonts w:ascii="Arial" w:hAnsi="Arial" w:cs="Arial" w:eastAsia="Arial"/>
                 <w:sz w:val="21"/>
                 <w:szCs w:val="21"/>
               </w:rPr>
@@ -123,7 +123,7 @@
             <w:proofErr w:type="spellEnd"/>
             <w:r>
               <w:rPr>
-                <w:rFonts w:ascii="Arial" w:eastAsia="Arial" w:hAnsi="Arial" w:cs="Arial"/>
+                <w:rFonts w:ascii="Arial" w:hAnsi="Arial" w:cs="Arial" w:eastAsia="Arial"/>
                 <w:sz w:val="21"/>
                 <w:szCs w:val="21"/>
               </w:rPr>
@@ -156,7 +156,7 @@
             </w:pPr>
             <w:r>
               <w:rPr>
-                <w:rFonts w:ascii="Arial" w:eastAsia="Arial" w:hAnsi="Arial" w:cs="Arial"/>
+                <w:rFonts w:ascii="Arial" w:hAnsi="Arial" w:cs="Arial" w:eastAsia="Arial"/>
                 <w:b/>
                 <w:sz w:val="21"/>
                 <w:szCs w:val="21"/>
@@ -185,7 +185,7 @@
             </w:pPr>
             <w:r>
               <w:rPr>
-                <w:rFonts w:ascii="Arial" w:eastAsia="Arial" w:hAnsi="Arial" w:cs="Arial"/>
+                <w:rFonts w:ascii="Arial" w:hAnsi="Arial" w:cs="Arial" w:eastAsia="Arial"/>
                 <w:sz w:val="21"/>
                 <w:szCs w:val="21"/>
               </w:rPr>
@@ -218,7 +218,7 @@
             </w:pPr>
             <w:r>
               <w:rPr>
-                <w:rFonts w:ascii="Arial" w:eastAsia="Arial" w:hAnsi="Arial" w:cs="Arial"/>
+                <w:rFonts w:ascii="Arial" w:hAnsi="Arial" w:cs="Arial" w:eastAsia="Arial"/>
                 <w:b/>
                 <w:sz w:val="21"/>
                 <w:szCs w:val="21"/>
@@ -246,7 +246,7 @@
             </w:pPr>
             <w:r>
               <w:rPr>
-                <w:rFonts w:ascii="Arial" w:eastAsia="Arial" w:hAnsi="Arial" w:cs="Arial"/>
+                <w:rFonts w:ascii="Arial" w:hAnsi="Arial" w:cs="Arial" w:eastAsia="Arial"/>
                 <w:sz w:val="21"/>
                 <w:szCs w:val="21"/>
               </w:rPr>
@@ -279,7 +279,7 @@
             </w:pPr>
             <w:r>
               <w:rPr>
-                <w:rFonts w:ascii="Arial" w:eastAsia="Arial" w:hAnsi="Arial" w:cs="Arial"/>
+                <w:rFonts w:ascii="Arial" w:hAnsi="Arial" w:cs="Arial" w:eastAsia="Arial"/>
                 <w:b/>
                 <w:sz w:val="21"/>
                 <w:szCs w:val="21"/>
@@ -308,7 +308,7 @@
             <w:proofErr w:type="spellStart"/>
             <w:r>
               <w:rPr>
-                <w:rFonts w:ascii="Arial" w:eastAsia="Arial" w:hAnsi="Arial" w:cs="Arial"/>
+                <w:rFonts w:ascii="Arial" w:hAnsi="Arial" w:cs="Arial" w:eastAsia="Arial"/>
                 <w:sz w:val="21"/>
                 <w:szCs w:val="21"/>
               </w:rPr>
@@ -317,7 +317,7 @@
             <w:proofErr w:type="spellEnd"/>
             <w:r>
               <w:rPr>
-                <w:rFonts w:ascii="Arial" w:eastAsia="Arial" w:hAnsi="Arial" w:cs="Arial"/>
+                <w:rFonts w:ascii="Arial" w:hAnsi="Arial" w:cs="Arial" w:eastAsia="Arial"/>
                 <w:sz w:val="21"/>
                 <w:szCs w:val="21"/>
               </w:rPr>
@@ -350,7 +350,7 @@
             </w:pPr>
             <w:r>
               <w:rPr>
-                <w:rFonts w:ascii="Arial" w:eastAsia="Arial" w:hAnsi="Arial" w:cs="Arial"/>
+                <w:rFonts w:ascii="Arial" w:hAnsi="Arial" w:cs="Arial" w:eastAsia="Arial"/>
                 <w:b/>
                 <w:sz w:val="21"/>
                 <w:szCs w:val="21"/>
@@ -379,7 +379,7 @@
             <w:proofErr w:type="spellStart"/>
             <w:r>
               <w:rPr>
-                <w:rFonts w:ascii="Arial" w:eastAsia="Arial" w:hAnsi="Arial" w:cs="Arial"/>
+                <w:rFonts w:ascii="Arial" w:hAnsi="Arial" w:cs="Arial" w:eastAsia="Arial"/>
                 <w:sz w:val="21"/>
                 <w:szCs w:val="21"/>
               </w:rPr>
@@ -388,7 +388,7 @@
             <w:proofErr w:type="spellEnd"/>
             <w:r>
               <w:rPr>
-                <w:rFonts w:ascii="Arial" w:eastAsia="Arial" w:hAnsi="Arial" w:cs="Arial"/>
+                <w:rFonts w:ascii="Arial" w:hAnsi="Arial" w:cs="Arial" w:eastAsia="Arial"/>
                 <w:sz w:val="21"/>
                 <w:szCs w:val="21"/>
               </w:rPr>
@@ -422,7 +422,7 @@
             </w:pPr>
             <w:r>
               <w:rPr>
-                <w:rFonts w:ascii="Arial" w:eastAsia="Arial" w:hAnsi="Arial" w:cs="Arial"/>
+                <w:rFonts w:ascii="Arial" w:hAnsi="Arial" w:cs="Arial" w:eastAsia="Arial"/>
                 <w:b/>
                 <w:sz w:val="21"/>
                 <w:szCs w:val="21"/>
@@ -452,7 +452,7 @@
             <w:proofErr w:type="spellStart"/>
             <w:r>
               <w:rPr>
-                <w:rFonts w:ascii="Arial" w:eastAsia="Arial" w:hAnsi="Arial" w:cs="Arial"/>
+                <w:rFonts w:ascii="Arial" w:hAnsi="Arial" w:cs="Arial" w:eastAsia="Arial"/>
                 <w:sz w:val="21"/>
                 <w:szCs w:val="21"/>
               </w:rPr>
@@ -461,7 +461,7 @@
             <w:proofErr w:type="spellEnd"/>
             <w:r>
               <w:rPr>
-                <w:rFonts w:ascii="Arial" w:eastAsia="Arial" w:hAnsi="Arial" w:cs="Arial"/>
+                <w:rFonts w:ascii="Arial" w:hAnsi="Arial" w:cs="Arial" w:eastAsia="Arial"/>
                 <w:sz w:val="21"/>
                 <w:szCs w:val="21"/>
               </w:rPr>
@@ -494,7 +494,7 @@
             </w:pPr>
             <w:r>
               <w:rPr>
-                <w:rFonts w:ascii="Arial" w:eastAsia="Arial" w:hAnsi="Arial" w:cs="Arial"/>
+                <w:rFonts w:ascii="Arial" w:hAnsi="Arial" w:cs="Arial" w:eastAsia="Arial"/>
                 <w:b/>
                 <w:sz w:val="21"/>
                 <w:szCs w:val="21"/>
@@ -523,7 +523,7 @@
             <w:proofErr w:type="spellStart"/>
             <w:r>
               <w:rPr>
-                <w:rFonts w:ascii="Arial" w:eastAsia="Arial" w:hAnsi="Arial" w:cs="Arial"/>
+                <w:rFonts w:ascii="Arial" w:hAnsi="Arial" w:cs="Arial" w:eastAsia="Arial"/>
                 <w:sz w:val="21"/>
                 <w:szCs w:val="21"/>
               </w:rPr>
@@ -532,7 +532,7 @@
             <w:proofErr w:type="spellEnd"/>
             <w:r>
               <w:rPr>
-                <w:rFonts w:ascii="Arial" w:eastAsia="Arial" w:hAnsi="Arial" w:cs="Arial"/>
+                <w:rFonts w:ascii="Arial" w:hAnsi="Arial" w:cs="Arial" w:eastAsia="Arial"/>
                 <w:sz w:val="21"/>
                 <w:szCs w:val="21"/>
               </w:rPr>
@@ -565,7 +565,7 @@
             </w:pPr>
             <w:r>
               <w:rPr>
-                <w:rFonts w:ascii="Arial" w:eastAsia="Arial" w:hAnsi="Arial" w:cs="Arial"/>
+                <w:rFonts w:ascii="Arial" w:hAnsi="Arial" w:cs="Arial" w:eastAsia="Arial"/>
                 <w:b/>
                 <w:sz w:val="21"/>
                 <w:szCs w:val="21"/>
@@ -594,7 +594,7 @@
             <w:proofErr w:type="spellStart"/>
             <w:r>
               <w:rPr>
-                <w:rFonts w:ascii="Arial" w:eastAsia="Arial" w:hAnsi="Arial" w:cs="Arial"/>
+                <w:rFonts w:ascii="Arial" w:hAnsi="Arial" w:cs="Arial" w:eastAsia="Arial"/>
                 <w:sz w:val="21"/>
                 <w:szCs w:val="21"/>
               </w:rPr>
@@ -603,7 +603,7 @@
             <w:proofErr w:type="spellEnd"/>
             <w:r>
               <w:rPr>
-                <w:rFonts w:ascii="Arial" w:eastAsia="Arial" w:hAnsi="Arial" w:cs="Arial"/>
+                <w:rFonts w:ascii="Arial" w:hAnsi="Arial" w:cs="Arial" w:eastAsia="Arial"/>
                 <w:sz w:val="21"/>
                 <w:szCs w:val="21"/>
               </w:rPr>
@@ -636,7 +636,7 @@
             </w:pPr>
             <w:r>
               <w:rPr>
-                <w:rFonts w:ascii="Arial" w:eastAsia="Arial" w:hAnsi="Arial" w:cs="Arial"/>
+                <w:rFonts w:ascii="Arial" w:hAnsi="Arial" w:cs="Arial" w:eastAsia="Arial"/>
                 <w:b/>
                 <w:sz w:val="21"/>
                 <w:szCs w:val="21"/>
@@ -665,7 +665,7 @@
             <w:proofErr w:type="spellStart"/>
             <w:r>
               <w:rPr>
-                <w:rFonts w:ascii="Arial" w:eastAsia="Arial" w:hAnsi="Arial" w:cs="Arial"/>
+                <w:rFonts w:ascii="Arial" w:hAnsi="Arial" w:cs="Arial" w:eastAsia="Arial"/>
                 <w:sz w:val="21"/>
                 <w:szCs w:val="21"/>
               </w:rPr>
@@ -674,7 +674,7 @@
             <w:proofErr w:type="spellEnd"/>
             <w:r>
               <w:rPr>
-                <w:rFonts w:ascii="Arial" w:eastAsia="Arial" w:hAnsi="Arial" w:cs="Arial"/>
+                <w:rFonts w:ascii="Arial" w:hAnsi="Arial" w:cs="Arial" w:eastAsia="Arial"/>
                 <w:sz w:val="21"/>
                 <w:szCs w:val="21"/>
               </w:rPr>
@@ -707,7 +707,7 @@
             </w:pPr>
             <w:r>
               <w:rPr>
-                <w:rFonts w:ascii="Arial" w:eastAsia="Arial" w:hAnsi="Arial" w:cs="Arial"/>
+                <w:rFonts w:ascii="Arial" w:hAnsi="Arial" w:cs="Arial" w:eastAsia="Arial"/>
                 <w:b/>
                 <w:sz w:val="21"/>
                 <w:szCs w:val="21"/>
@@ -735,7 +735,7 @@
             </w:pPr>
             <w:r>
               <w:rPr>
-                <w:rFonts w:ascii="Arial" w:eastAsia="Arial" w:hAnsi="Arial" w:cs="Arial"/>
+                <w:rFonts w:ascii="Arial" w:hAnsi="Arial" w:cs="Arial" w:eastAsia="Arial"/>
                 <w:sz w:val="21"/>
                 <w:szCs w:val="21"/>
               </w:rPr>
@@ -768,7 +768,7 @@
             </w:pPr>
             <w:r>
               <w:rPr>
-                <w:rFonts w:ascii="Arial" w:eastAsia="Arial" w:hAnsi="Arial" w:cs="Arial"/>
+                <w:rFonts w:ascii="Arial" w:hAnsi="Arial" w:cs="Arial" w:eastAsia="Arial"/>
                 <w:b/>
                 <w:sz w:val="21"/>
                 <w:szCs w:val="21"/>
@@ -797,7 +797,7 @@
             </w:pPr>
             <w:r>
               <w:rPr>
-                <w:rFonts w:ascii="Arial" w:eastAsia="Arial" w:hAnsi="Arial" w:cs="Arial"/>
+                <w:rFonts w:ascii="Arial" w:hAnsi="Arial" w:cs="Arial" w:eastAsia="Arial"/>
                 <w:sz w:val="21"/>
                 <w:szCs w:val="21"/>
               </w:rPr>
@@ -830,7 +830,7 @@
             </w:pPr>
             <w:r>
               <w:rPr>
-                <w:rFonts w:ascii="Arial" w:eastAsia="Arial" w:hAnsi="Arial" w:cs="Arial"/>
+                <w:rFonts w:ascii="Arial" w:hAnsi="Arial" w:cs="Arial" w:eastAsia="Arial"/>
                 <w:b/>
                 <w:sz w:val="21"/>
                 <w:szCs w:val="21"/>
@@ -858,7 +858,7 @@
             </w:pPr>
             <w:r>
               <w:rPr>
-                <w:rFonts w:ascii="Arial" w:eastAsia="Arial" w:hAnsi="Arial" w:cs="Arial"/>
+                <w:rFonts w:ascii="Arial" w:hAnsi="Arial" w:cs="Arial" w:eastAsia="Arial"/>
                 <w:sz w:val="21"/>
                 <w:szCs w:val="21"/>
               </w:rPr>
@@ -891,7 +891,7 @@
             </w:pPr>
             <w:r>
               <w:rPr>
-                <w:rFonts w:ascii="Arial" w:eastAsia="Arial" w:hAnsi="Arial" w:cs="Arial"/>
+                <w:rFonts w:ascii="Arial" w:hAnsi="Arial" w:cs="Arial" w:eastAsia="Arial"/>
                 <w:b/>
                 <w:sz w:val="21"/>
                 <w:szCs w:val="21"/>
@@ -920,7 +920,7 @@
             </w:pPr>
             <w:r>
               <w:rPr>
-                <w:rFonts w:ascii="Arial" w:eastAsia="Arial" w:hAnsi="Arial" w:cs="Arial"/>
+                <w:rFonts w:ascii="Arial" w:hAnsi="Arial" w:cs="Arial" w:eastAsia="Arial"/>
                 <w:sz w:val="21"/>
                 <w:szCs w:val="21"/>
               </w:rPr>
@@ -953,7 +953,7 @@
             </w:pPr>
             <w:r>
               <w:rPr>
-                <w:rFonts w:ascii="Arial" w:eastAsia="Arial" w:hAnsi="Arial" w:cs="Arial"/>
+                <w:rFonts w:ascii="Arial" w:hAnsi="Arial" w:cs="Arial" w:eastAsia="Arial"/>
                 <w:b/>
                 <w:sz w:val="21"/>
                 <w:szCs w:val="21"/>
@@ -981,7 +981,7 @@
             </w:pPr>
             <w:r>
               <w:rPr>
-                <w:rFonts w:ascii="Arial" w:eastAsia="Arial" w:hAnsi="Arial" w:cs="Arial"/>
+                <w:rFonts w:ascii="Arial" w:hAnsi="Arial" w:cs="Arial" w:eastAsia="Arial"/>
                 <w:sz w:val="21"/>
                 <w:szCs w:val="21"/>
               </w:rPr>
@@ -1006,10 +1006,10 @@
   <w:docDefaults>
     <w:rPrDefault>
       <w:rPr>
-        <w:rFonts w:asciiTheme="minorHAnsi" w:eastAsiaTheme="minorEastAsia" w:hAnsiTheme="minorHAnsi" w:cstheme="minorBidi"/>
+        <w:rFonts w:ascii="Arial" w:hAnsi="Arial" w:cs="Arial" w:eastAsia="Arial"/>
         <w:kern w:val="2"/>
-        <w:sz w:val="24"/>
-        <w:szCs w:val="24"/>
+        <w:sz w:val="21"/>
+        <w:szCs w:val="21"/>
         <w:lang w:val="en-IN" w:eastAsia="en-IN" w:bidi="ar-SA"/>
         <w14:ligatures w14:val="standardContextual"/>
       </w:rPr>
@@ -1405,9 +1405,9 @@
       <w:spacing w:line="259" w:lineRule="auto"/>
     </w:pPr>
     <w:rPr>
-      <w:rFonts w:ascii="Calibri" w:eastAsia="Calibri" w:hAnsi="Calibri" w:cs="Calibri"/>
+      <w:rFonts w:ascii="Arial" w:hAnsi="Arial" w:cs="Arial" w:eastAsia="Arial"/>
       <w:color w:val="000000"/>
-      <w:sz w:val="22"/>
+      <w:sz w:val="21"/>
     </w:rPr>
   </w:style>
   <w:style w:type="character" w:default="1" w:styleId="DefaultParagraphFont">
